--- a/Resume-ShivanshSingh-Technical.docx
+++ b/Resume-ShivanshSingh-Technical.docx
@@ -44,13 +44,13 @@
       </w:r>
     </w:p>
     <w:bookmarkEnd w:id="9"/>
-    <w:bookmarkStart w:id="10" w:name="core-competencies"/>
+    <w:bookmarkStart w:id="10" w:name="skills"/>
     <w:p>
       <w:pPr>
         <w:pStyle w:val="Heading2"/>
       </w:pPr>
       <w:r>
-        <w:t xml:space="preserve">CORE COMPETENCIES</w:t>
+        <w:t xml:space="preserve">SKILLS</w:t>
       </w:r>
     </w:p>
     <w:p>
